--- a/Documentacion/04_Pruebas/Plan_de_Pruebas_QA.docx
+++ b/Documentacion/04_Pruebas/Plan_de_Pruebas_QA.docx
@@ -4,7 +4,7 @@
   <w:body>
     <w:p>
       <w:pPr>
-        <w:pStyle w:val="Ttulo1"/>
+        <w:pStyle w:val="Ttulo4"/>
       </w:pPr>
       <w:r>
         <w:t>SIGAD — Sistema Inteligente de Gestión y Análisis Documental</w:t>
@@ -290,6 +290,15 @@
         <w:ind w:left="720"/>
       </w:pPr>
       <w:r>
+        <w:t>Pruebas de seguridad básicas</w:t>
+      </w:r>
+    </w:p>
+    <w:p>
+      <w:pPr>
+        <w:pStyle w:val="Listaconnmeros"/>
+        <w:ind w:left="720"/>
+      </w:pPr>
+      <w:r>
         <w:t>Pruebas automatizadas</w:t>
       </w:r>
     </w:p>
@@ -351,7 +360,6 @@
         <w:pStyle w:val="Ttulo2"/>
       </w:pPr>
       <w:r>
-        <w:lastRenderedPageBreak/>
         <w:t>1. Objetivo y alcance de las pruebas</w:t>
       </w:r>
     </w:p>
@@ -372,7 +380,11 @@
         <w:t>correcto, explicable y sin alucinaciones</w:t>
       </w:r>
       <w:r>
-        <w:t xml:space="preserve">, priorizando el escenario central del proyecto: </w:t>
+        <w:t xml:space="preserve">, </w:t>
+      </w:r>
+      <w:r>
+        <w:lastRenderedPageBreak/>
+        <w:t xml:space="preserve">priorizando el escenario central del proyecto: </w:t>
       </w:r>
       <w:r>
         <w:rPr>
@@ -589,7 +601,7 @@
           <w:sz w:val="18"/>
         </w:rPr>
         <w:br/>
-        <w:t xml:space="preserve">      ▲▲▲  Pruebas manuales funcionales (12 pantallas) — aceptación del usuario</w:t>
+        <w:t xml:space="preserve">      ▲▲▲  Pruebas manuales funcionales (21 pantallas) — aceptación del usuario</w:t>
       </w:r>
       <w:r>
         <w:rPr>
@@ -607,6 +619,13 @@
           <w:sz w:val="18"/>
         </w:rPr>
         <w:br/>
+      </w:r>
+      <w:r>
+        <w:rPr>
+          <w:rFonts w:ascii="Courier New" w:hAnsi="Courier New"/>
+          <w:color w:val="1A1A2E"/>
+          <w:sz w:val="18"/>
+        </w:rPr>
         <w:t xml:space="preserve">  ▲▲▲▲▲▲▲▲  Unitarias (RAG 22 · Analyst 4)             — lógica de IA y PLN</w:t>
       </w:r>
     </w:p>
@@ -941,14 +960,7 @@
               <w:rPr>
                 <w:sz w:val="18"/>
               </w:rPr>
-              <w:t xml:space="preserve">Funcional manual </w:t>
-            </w:r>
-            <w:r>
-              <w:rPr>
-                <w:sz w:val="18"/>
-              </w:rPr>
-              <w:lastRenderedPageBreak/>
-              <w:t>(UI)</w:t>
+              <w:t>Funcional manual (UI)</w:t>
             </w:r>
           </w:p>
         </w:tc>
@@ -961,7 +973,6 @@
               <w:rPr>
                 <w:sz w:val="18"/>
               </w:rPr>
-              <w:lastRenderedPageBreak/>
               <w:t>Navegador</w:t>
             </w:r>
           </w:p>
@@ -975,14 +986,7 @@
               <w:rPr>
                 <w:sz w:val="18"/>
               </w:rPr>
-              <w:t xml:space="preserve">Aplicación en </w:t>
-            </w:r>
-            <w:r>
-              <w:rPr>
-                <w:sz w:val="18"/>
-              </w:rPr>
-              <w:lastRenderedPageBreak/>
-              <w:t>localhost:3000</w:t>
+              <w:t>Aplicación en localhost:3000</w:t>
             </w:r>
           </w:p>
         </w:tc>
@@ -995,7 +999,6 @@
               <w:rPr>
                 <w:sz w:val="18"/>
               </w:rPr>
-              <w:lastRenderedPageBreak/>
               <w:t>pantallas documentadas con capturas</w:t>
             </w:r>
           </w:p>
@@ -1715,14 +1718,7 @@
               <w:rPr>
                 <w:sz w:val="18"/>
               </w:rPr>
-              <w:t xml:space="preserve">Carga de documentos </w:t>
-            </w:r>
-            <w:r>
-              <w:rPr>
-                <w:sz w:val="18"/>
-              </w:rPr>
-              <w:lastRenderedPageBreak/>
-              <w:t>(PDF/DOCX/TXT)</w:t>
+              <w:t>Carga de documentos (PDF/DOCX/TXT)</w:t>
             </w:r>
           </w:p>
         </w:tc>
@@ -1736,7 +1732,6 @@
               <w:rPr>
                 <w:sz w:val="18"/>
               </w:rPr>
-              <w:lastRenderedPageBreak/>
               <w:t>P9 · smoke (upload TXT → pendiente)</w:t>
             </w:r>
           </w:p>
@@ -1891,6 +1886,7 @@
               <w:rPr>
                 <w:sz w:val="18"/>
               </w:rPr>
+              <w:lastRenderedPageBreak/>
               <w:t>RF-08</w:t>
             </w:r>
           </w:p>
@@ -2863,7 +2859,6 @@
               <w:rPr>
                 <w:sz w:val="18"/>
               </w:rPr>
-              <w:lastRenderedPageBreak/>
               <w:t>P3</w:t>
             </w:r>
           </w:p>
@@ -3048,7 +3043,14 @@
               <w:rPr>
                 <w:sz w:val="18"/>
               </w:rPr>
-              <w:t>Respuesta con intención, confianza y fuentes</w:t>
+              <w:t xml:space="preserve">Respuesta con intención, confianza </w:t>
+            </w:r>
+            <w:r>
+              <w:rPr>
+                <w:sz w:val="18"/>
+              </w:rPr>
+              <w:lastRenderedPageBreak/>
+              <w:t>y fuentes</w:t>
             </w:r>
           </w:p>
         </w:tc>
@@ -3061,6 +3063,7 @@
               <w:rPr>
                 <w:sz w:val="18"/>
               </w:rPr>
+              <w:lastRenderedPageBreak/>
               <w:t>05_05_consulta_ia.png</w:t>
             </w:r>
           </w:p>
@@ -4169,7 +4172,6 @@
               <w:rPr>
                 <w:sz w:val="18"/>
               </w:rPr>
-              <w:lastRenderedPageBreak/>
               <w:t>P21</w:t>
             </w:r>
           </w:p>
@@ -4242,7 +4244,947 @@
         <w:pStyle w:val="Ttulo2"/>
       </w:pPr>
       <w:r>
-        <w:t>6. Pruebas automatizadas</w:t>
+        <w:lastRenderedPageBreak/>
+        <w:t>6. Pruebas de seguridad básicas</w:t>
+      </w:r>
+    </w:p>
+    <w:p>
+      <w:r>
+        <w:t xml:space="preserve">Se verificaron los controles de seguridad descritos en el Documento de Diseño (§7.1). Las pruebas combinan verificación automatizada (a través de </w:t>
+      </w:r>
+      <w:r>
+        <w:rPr>
+          <w:rFonts w:ascii="Courier New" w:hAnsi="Courier New"/>
+          <w:color w:val="C7254E"/>
+          <w:sz w:val="18"/>
+        </w:rPr>
+        <w:t>router.test.mjs</w:t>
+      </w:r>
+      <w:r>
+        <w:t xml:space="preserve"> y del smoke E2E) y verificación manual sobre la interfaz.</w:t>
+      </w:r>
+    </w:p>
+    <w:tbl>
+      <w:tblPr>
+        <w:tblStyle w:val="Tablaconcuadrcula"/>
+        <w:tblW w:w="0" w:type="auto"/>
+        <w:jc w:val="center"/>
+        <w:tblLook w:val="04A0" w:firstRow="1" w:lastRow="0" w:firstColumn="1" w:lastColumn="0" w:noHBand="0" w:noVBand="1"/>
+      </w:tblPr>
+      <w:tblGrid>
+        <w:gridCol w:w="1557"/>
+        <w:gridCol w:w="1703"/>
+        <w:gridCol w:w="1996"/>
+        <w:gridCol w:w="1769"/>
+        <w:gridCol w:w="2313"/>
+      </w:tblGrid>
+      <w:tr>
+        <w:trPr>
+          <w:jc w:val="center"/>
+        </w:trPr>
+        <w:tc>
+          <w:tcPr>
+            <w:tcW w:w="1824" w:type="dxa"/>
+            <w:shd w:val="clear" w:color="auto" w:fill="1A3C6E"/>
+          </w:tcPr>
+          <w:p>
+            <w:r>
+              <w:rPr>
+                <w:b/>
+                <w:color w:val="FFFFFF"/>
+                <w:sz w:val="18"/>
+              </w:rPr>
+              <w:t>ID</w:t>
+            </w:r>
+          </w:p>
+        </w:tc>
+        <w:tc>
+          <w:tcPr>
+            <w:tcW w:w="1824" w:type="dxa"/>
+            <w:shd w:val="clear" w:color="auto" w:fill="1A3C6E"/>
+          </w:tcPr>
+          <w:p>
+            <w:r>
+              <w:rPr>
+                <w:b/>
+                <w:color w:val="FFFFFF"/>
+                <w:sz w:val="18"/>
+              </w:rPr>
+              <w:t>Control verificado</w:t>
+            </w:r>
+          </w:p>
+        </w:tc>
+        <w:tc>
+          <w:tcPr>
+            <w:tcW w:w="1824" w:type="dxa"/>
+            <w:shd w:val="clear" w:color="auto" w:fill="1A3C6E"/>
+          </w:tcPr>
+          <w:p>
+            <w:r>
+              <w:rPr>
+                <w:b/>
+                <w:color w:val="FFFFFF"/>
+                <w:sz w:val="18"/>
+              </w:rPr>
+              <w:t>Procedimiento</w:t>
+            </w:r>
+          </w:p>
+        </w:tc>
+        <w:tc>
+          <w:tcPr>
+            <w:tcW w:w="1824" w:type="dxa"/>
+            <w:shd w:val="clear" w:color="auto" w:fill="1A3C6E"/>
+          </w:tcPr>
+          <w:p>
+            <w:r>
+              <w:rPr>
+                <w:b/>
+                <w:color w:val="FFFFFF"/>
+                <w:sz w:val="18"/>
+              </w:rPr>
+              <w:t>Resultado esperado</w:t>
+            </w:r>
+          </w:p>
+        </w:tc>
+        <w:tc>
+          <w:tcPr>
+            <w:tcW w:w="1824" w:type="dxa"/>
+            <w:shd w:val="clear" w:color="auto" w:fill="1A3C6E"/>
+          </w:tcPr>
+          <w:p>
+            <w:r>
+              <w:rPr>
+                <w:b/>
+                <w:color w:val="FFFFFF"/>
+                <w:sz w:val="18"/>
+              </w:rPr>
+              <w:t>Evidencia</w:t>
+            </w:r>
+          </w:p>
+        </w:tc>
+      </w:tr>
+      <w:tr>
+        <w:trPr>
+          <w:jc w:val="center"/>
+        </w:trPr>
+        <w:tc>
+          <w:tcPr>
+            <w:tcW w:w="1824" w:type="dxa"/>
+          </w:tcPr>
+          <w:p>
+            <w:r>
+              <w:rPr>
+                <w:sz w:val="18"/>
+              </w:rPr>
+              <w:t>S1</w:t>
+            </w:r>
+          </w:p>
+        </w:tc>
+        <w:tc>
+          <w:tcPr>
+            <w:tcW w:w="1824" w:type="dxa"/>
+          </w:tcPr>
+          <w:p>
+            <w:r>
+              <w:rPr>
+                <w:sz w:val="18"/>
+              </w:rPr>
+              <w:t>Contraseñas no recuperables</w:t>
+            </w:r>
+          </w:p>
+        </w:tc>
+        <w:tc>
+          <w:tcPr>
+            <w:tcW w:w="1824" w:type="dxa"/>
+          </w:tcPr>
+          <w:p>
+            <w:r>
+              <w:rPr>
+                <w:sz w:val="18"/>
+              </w:rPr>
+              <w:t>Inspeccionar users tras el seed</w:t>
+            </w:r>
+          </w:p>
+        </w:tc>
+        <w:tc>
+          <w:tcPr>
+            <w:tcW w:w="1824" w:type="dxa"/>
+          </w:tcPr>
+          <w:p>
+            <w:r>
+              <w:rPr>
+                <w:sz w:val="18"/>
+              </w:rPr>
+              <w:t>hash con 128 caracteres hex (scrypt, 64 bytes); nunca la contraseña en claro; salt UUID</w:t>
+            </w:r>
+          </w:p>
+        </w:tc>
+        <w:tc>
+          <w:tcPr>
+            <w:tcW w:w="1824" w:type="dxa"/>
+          </w:tcPr>
+          <w:p>
+            <w:r>
+              <w:rPr>
+                <w:sz w:val="18"/>
+              </w:rPr>
+              <w:t>Consulta a data/sigad.sqlite</w:t>
+            </w:r>
+          </w:p>
+        </w:tc>
+      </w:tr>
+      <w:tr>
+        <w:trPr>
+          <w:jc w:val="center"/>
+        </w:trPr>
+        <w:tc>
+          <w:tcPr>
+            <w:tcW w:w="1824" w:type="dxa"/>
+            <w:shd w:val="clear" w:color="auto" w:fill="F5F7FA"/>
+          </w:tcPr>
+          <w:p>
+            <w:r>
+              <w:rPr>
+                <w:sz w:val="18"/>
+              </w:rPr>
+              <w:t>S2</w:t>
+            </w:r>
+          </w:p>
+        </w:tc>
+        <w:tc>
+          <w:tcPr>
+            <w:tcW w:w="1824" w:type="dxa"/>
+            <w:shd w:val="clear" w:color="auto" w:fill="F5F7FA"/>
+          </w:tcPr>
+          <w:p>
+            <w:r>
+              <w:rPr>
+                <w:sz w:val="18"/>
+              </w:rPr>
+              <w:t>Token de sesión no almacenado en claro</w:t>
+            </w:r>
+          </w:p>
+        </w:tc>
+        <w:tc>
+          <w:tcPr>
+            <w:tcW w:w="1824" w:type="dxa"/>
+            <w:shd w:val="clear" w:color="auto" w:fill="F5F7FA"/>
+          </w:tcPr>
+          <w:p>
+            <w:r>
+              <w:rPr>
+                <w:sz w:val="18"/>
+              </w:rPr>
+              <w:t>Inspeccionar sessions</w:t>
+            </w:r>
+          </w:p>
+        </w:tc>
+        <w:tc>
+          <w:tcPr>
+            <w:tcW w:w="1824" w:type="dxa"/>
+            <w:shd w:val="clear" w:color="auto" w:fill="F5F7FA"/>
+          </w:tcPr>
+          <w:p>
+            <w:r>
+              <w:rPr>
+                <w:sz w:val="18"/>
+              </w:rPr>
+              <w:t>Solo existe tokenHash (SHA-256); el token original vive únicamente en el cliente</w:t>
+            </w:r>
+          </w:p>
+        </w:tc>
+        <w:tc>
+          <w:tcPr>
+            <w:tcW w:w="1824" w:type="dxa"/>
+            <w:shd w:val="clear" w:color="auto" w:fill="F5F7FA"/>
+          </w:tcPr>
+          <w:p>
+            <w:r>
+              <w:rPr>
+                <w:sz w:val="18"/>
+              </w:rPr>
+              <w:t>Consulta a sessions</w:t>
+            </w:r>
+          </w:p>
+        </w:tc>
+      </w:tr>
+      <w:tr>
+        <w:trPr>
+          <w:jc w:val="center"/>
+        </w:trPr>
+        <w:tc>
+          <w:tcPr>
+            <w:tcW w:w="1824" w:type="dxa"/>
+          </w:tcPr>
+          <w:p>
+            <w:r>
+              <w:rPr>
+                <w:sz w:val="18"/>
+              </w:rPr>
+              <w:t>S3</w:t>
+            </w:r>
+          </w:p>
+        </w:tc>
+        <w:tc>
+          <w:tcPr>
+            <w:tcW w:w="1824" w:type="dxa"/>
+          </w:tcPr>
+          <w:p>
+            <w:r>
+              <w:rPr>
+                <w:sz w:val="18"/>
+              </w:rPr>
+              <w:t>Acceso denegado sin autenticación</w:t>
+            </w:r>
+          </w:p>
+        </w:tc>
+        <w:tc>
+          <w:tcPr>
+            <w:tcW w:w="1824" w:type="dxa"/>
+          </w:tcPr>
+          <w:p>
+            <w:r>
+              <w:rPr>
+                <w:sz w:val="18"/>
+              </w:rPr>
+              <w:t>GET /api/docs sin cabecera Authorization</w:t>
+            </w:r>
+          </w:p>
+        </w:tc>
+        <w:tc>
+          <w:tcPr>
+            <w:tcW w:w="1824" w:type="dxa"/>
+          </w:tcPr>
+          <w:p>
+            <w:r>
+              <w:rPr>
+                <w:sz w:val="18"/>
+              </w:rPr>
+              <w:t>Respuesta 401</w:t>
+            </w:r>
+          </w:p>
+        </w:tc>
+        <w:tc>
+          <w:tcPr>
+            <w:tcW w:w="1824" w:type="dxa"/>
+          </w:tcPr>
+          <w:p>
+            <w:r>
+              <w:rPr>
+                <w:sz w:val="18"/>
+              </w:rPr>
+              <w:t>router.test.mjs (middleware authRequired)</w:t>
+            </w:r>
+          </w:p>
+        </w:tc>
+      </w:tr>
+      <w:tr>
+        <w:trPr>
+          <w:jc w:val="center"/>
+        </w:trPr>
+        <w:tc>
+          <w:tcPr>
+            <w:tcW w:w="1824" w:type="dxa"/>
+            <w:shd w:val="clear" w:color="auto" w:fill="F5F7FA"/>
+          </w:tcPr>
+          <w:p>
+            <w:r>
+              <w:rPr>
+                <w:sz w:val="18"/>
+              </w:rPr>
+              <w:t>S4</w:t>
+            </w:r>
+          </w:p>
+        </w:tc>
+        <w:tc>
+          <w:tcPr>
+            <w:tcW w:w="1824" w:type="dxa"/>
+            <w:shd w:val="clear" w:color="auto" w:fill="F5F7FA"/>
+          </w:tcPr>
+          <w:p>
+            <w:r>
+              <w:rPr>
+                <w:sz w:val="18"/>
+              </w:rPr>
+              <w:t>Sesión vencida rechazada</w:t>
+            </w:r>
+          </w:p>
+        </w:tc>
+        <w:tc>
+          <w:tcPr>
+            <w:tcW w:w="1824" w:type="dxa"/>
+            <w:shd w:val="clear" w:color="auto" w:fill="F5F7FA"/>
+          </w:tcPr>
+          <w:p>
+            <w:r>
+              <w:rPr>
+                <w:sz w:val="18"/>
+              </w:rPr>
+              <w:t>Petición con token expirado</w:t>
+            </w:r>
+          </w:p>
+        </w:tc>
+        <w:tc>
+          <w:tcPr>
+            <w:tcW w:w="1824" w:type="dxa"/>
+            <w:shd w:val="clear" w:color="auto" w:fill="F5F7FA"/>
+          </w:tcPr>
+          <w:p>
+            <w:r>
+              <w:rPr>
+                <w:sz w:val="18"/>
+              </w:rPr>
+              <w:t>401 y eliminación de la sesión (cleanSessions)</w:t>
+            </w:r>
+          </w:p>
+        </w:tc>
+        <w:tc>
+          <w:tcPr>
+            <w:tcW w:w="1824" w:type="dxa"/>
+            <w:shd w:val="clear" w:color="auto" w:fill="F5F7FA"/>
+          </w:tcPr>
+          <w:p>
+            <w:r>
+              <w:rPr>
+                <w:sz w:val="18"/>
+              </w:rPr>
+              <w:t>router.test.mjs</w:t>
+            </w:r>
+          </w:p>
+        </w:tc>
+      </w:tr>
+      <w:tr>
+        <w:trPr>
+          <w:jc w:val="center"/>
+        </w:trPr>
+        <w:tc>
+          <w:tcPr>
+            <w:tcW w:w="1824" w:type="dxa"/>
+          </w:tcPr>
+          <w:p>
+            <w:r>
+              <w:rPr>
+                <w:sz w:val="18"/>
+              </w:rPr>
+              <w:t>S5</w:t>
+            </w:r>
+          </w:p>
+        </w:tc>
+        <w:tc>
+          <w:tcPr>
+            <w:tcW w:w="1824" w:type="dxa"/>
+          </w:tcPr>
+          <w:p>
+            <w:r>
+              <w:rPr>
+                <w:sz w:val="18"/>
+              </w:rPr>
+              <w:t>Autorización por rol</w:t>
+            </w:r>
+          </w:p>
+        </w:tc>
+        <w:tc>
+          <w:tcPr>
+            <w:tcW w:w="1824" w:type="dxa"/>
+          </w:tcPr>
+          <w:p>
+            <w:r>
+              <w:rPr>
+                <w:sz w:val="18"/>
+              </w:rPr>
+              <w:t>analista invoca endpoints de administración (usuarios, respaldo, reimportación de corpus)</w:t>
+            </w:r>
+          </w:p>
+        </w:tc>
+        <w:tc>
+          <w:tcPr>
+            <w:tcW w:w="1824" w:type="dxa"/>
+          </w:tcPr>
+          <w:p>
+            <w:r>
+              <w:rPr>
+                <w:sz w:val="18"/>
+              </w:rPr>
+              <w:t>403 o redirección al listado de documentos</w:t>
+            </w:r>
+          </w:p>
+        </w:tc>
+        <w:tc>
+          <w:tcPr>
+            <w:tcW w:w="1824" w:type="dxa"/>
+          </w:tcPr>
+          <w:p>
+            <w:r>
+              <w:rPr>
+                <w:sz w:val="18"/>
+              </w:rPr>
+              <w:t>router.test.mjs · 11_11_analista_menu.png · 12_12_analista_redirect.png</w:t>
+            </w:r>
+          </w:p>
+        </w:tc>
+      </w:tr>
+      <w:tr>
+        <w:trPr>
+          <w:jc w:val="center"/>
+        </w:trPr>
+        <w:tc>
+          <w:tcPr>
+            <w:tcW w:w="1824" w:type="dxa"/>
+            <w:shd w:val="clear" w:color="auto" w:fill="F5F7FA"/>
+          </w:tcPr>
+          <w:p>
+            <w:r>
+              <w:rPr>
+                <w:sz w:val="18"/>
+              </w:rPr>
+              <w:t>S6</w:t>
+            </w:r>
+          </w:p>
+        </w:tc>
+        <w:tc>
+          <w:tcPr>
+            <w:tcW w:w="1824" w:type="dxa"/>
+            <w:shd w:val="clear" w:color="auto" w:fill="F5F7FA"/>
+          </w:tcPr>
+          <w:p>
+            <w:r>
+              <w:rPr>
+                <w:sz w:val="18"/>
+              </w:rPr>
+              <w:t>Verificación de propiedad al eliminar</w:t>
+            </w:r>
+          </w:p>
+        </w:tc>
+        <w:tc>
+          <w:tcPr>
+            <w:tcW w:w="1824" w:type="dxa"/>
+            <w:shd w:val="clear" w:color="auto" w:fill="F5F7FA"/>
+          </w:tcPr>
+          <w:p>
+            <w:r>
+              <w:rPr>
+                <w:sz w:val="18"/>
+              </w:rPr>
+              <w:t>analista intenta eliminar un documento de otro propietario</w:t>
+            </w:r>
+          </w:p>
+        </w:tc>
+        <w:tc>
+          <w:tcPr>
+            <w:tcW w:w="1824" w:type="dxa"/>
+            <w:shd w:val="clear" w:color="auto" w:fill="F5F7FA"/>
+          </w:tcPr>
+          <w:p>
+            <w:r>
+              <w:rPr>
+                <w:sz w:val="18"/>
+              </w:rPr>
+              <w:t>Rechazo (solo admin o ownerId)</w:t>
+            </w:r>
+          </w:p>
+        </w:tc>
+        <w:tc>
+          <w:tcPr>
+            <w:tcW w:w="1824" w:type="dxa"/>
+            <w:shd w:val="clear" w:color="auto" w:fill="F5F7FA"/>
+          </w:tcPr>
+          <w:p>
+            <w:r>
+              <w:rPr>
+                <w:sz w:val="18"/>
+              </w:rPr>
+              <w:t>router.test.mjs</w:t>
+            </w:r>
+          </w:p>
+        </w:tc>
+      </w:tr>
+      <w:tr>
+        <w:trPr>
+          <w:jc w:val="center"/>
+        </w:trPr>
+        <w:tc>
+          <w:tcPr>
+            <w:tcW w:w="1824" w:type="dxa"/>
+          </w:tcPr>
+          <w:p>
+            <w:r>
+              <w:rPr>
+                <w:sz w:val="18"/>
+              </w:rPr>
+              <w:t>S7</w:t>
+            </w:r>
+          </w:p>
+        </w:tc>
+        <w:tc>
+          <w:tcPr>
+            <w:tcW w:w="1824" w:type="dxa"/>
+          </w:tcPr>
+          <w:p>
+            <w:r>
+              <w:rPr>
+                <w:sz w:val="18"/>
+              </w:rPr>
+              <w:t>Escape de XSS</w:t>
+            </w:r>
+          </w:p>
+        </w:tc>
+        <w:tc>
+          <w:tcPr>
+            <w:tcW w:w="1824" w:type="dxa"/>
+          </w:tcPr>
+          <w:p>
+            <w:r>
+              <w:rPr>
+                <w:sz w:val="18"/>
+              </w:rPr>
+              <w:t>Pregunta con &lt;script&gt;alert(1)&lt;/script&gt; en el chat</w:t>
+            </w:r>
+          </w:p>
+        </w:tc>
+        <w:tc>
+          <w:tcPr>
+            <w:tcW w:w="1824" w:type="dxa"/>
+          </w:tcPr>
+          <w:p>
+            <w:r>
+              <w:rPr>
+                <w:sz w:val="18"/>
+              </w:rPr>
+              <w:t>El texto se muestra escapado, sin ejecución</w:t>
+            </w:r>
+          </w:p>
+        </w:tc>
+        <w:tc>
+          <w:tcPr>
+            <w:tcW w:w="1824" w:type="dxa"/>
+          </w:tcPr>
+          <w:p>
+            <w:r>
+              <w:rPr>
+                <w:sz w:val="18"/>
+              </w:rPr>
+              <w:t>esc() en frontend y rag.js</w:t>
+            </w:r>
+          </w:p>
+        </w:tc>
+      </w:tr>
+      <w:tr>
+        <w:trPr>
+          <w:jc w:val="center"/>
+        </w:trPr>
+        <w:tc>
+          <w:tcPr>
+            <w:tcW w:w="1824" w:type="dxa"/>
+            <w:shd w:val="clear" w:color="auto" w:fill="F5F7FA"/>
+          </w:tcPr>
+          <w:p>
+            <w:r>
+              <w:rPr>
+                <w:sz w:val="18"/>
+              </w:rPr>
+              <w:t>S8</w:t>
+            </w:r>
+          </w:p>
+        </w:tc>
+        <w:tc>
+          <w:tcPr>
+            <w:tcW w:w="1824" w:type="dxa"/>
+            <w:shd w:val="clear" w:color="auto" w:fill="F5F7FA"/>
+          </w:tcPr>
+          <w:p>
+            <w:r>
+              <w:rPr>
+                <w:sz w:val="18"/>
+              </w:rPr>
+              <w:t>Límite de tamaño de carga</w:t>
+            </w:r>
+          </w:p>
+        </w:tc>
+        <w:tc>
+          <w:tcPr>
+            <w:tcW w:w="1824" w:type="dxa"/>
+            <w:shd w:val="clear" w:color="auto" w:fill="F5F7FA"/>
+          </w:tcPr>
+          <w:p>
+            <w:r>
+              <w:rPr>
+                <w:sz w:val="18"/>
+              </w:rPr>
+              <w:t>Subir archivo mayor a 10 MB</w:t>
+            </w:r>
+          </w:p>
+        </w:tc>
+        <w:tc>
+          <w:tcPr>
+            <w:tcW w:w="1824" w:type="dxa"/>
+            <w:shd w:val="clear" w:color="auto" w:fill="F5F7FA"/>
+          </w:tcPr>
+          <w:p>
+            <w:r>
+              <w:rPr>
+                <w:sz w:val="18"/>
+              </w:rPr>
+              <w:t>Rechazo de multer con error controlado</w:t>
+            </w:r>
+          </w:p>
+        </w:tc>
+        <w:tc>
+          <w:tcPr>
+            <w:tcW w:w="1824" w:type="dxa"/>
+            <w:shd w:val="clear" w:color="auto" w:fill="F5F7FA"/>
+          </w:tcPr>
+          <w:p>
+            <w:r>
+              <w:rPr>
+                <w:sz w:val="18"/>
+              </w:rPr>
+              <w:t>middleware.js (upload)</w:t>
+            </w:r>
+          </w:p>
+        </w:tc>
+      </w:tr>
+      <w:tr>
+        <w:trPr>
+          <w:jc w:val="center"/>
+        </w:trPr>
+        <w:tc>
+          <w:tcPr>
+            <w:tcW w:w="1824" w:type="dxa"/>
+          </w:tcPr>
+          <w:p>
+            <w:r>
+              <w:rPr>
+                <w:sz w:val="18"/>
+              </w:rPr>
+              <w:t>S9</w:t>
+            </w:r>
+          </w:p>
+        </w:tc>
+        <w:tc>
+          <w:tcPr>
+            <w:tcW w:w="1824" w:type="dxa"/>
+          </w:tcPr>
+          <w:p>
+            <w:r>
+              <w:rPr>
+                <w:sz w:val="18"/>
+              </w:rPr>
+              <w:t>Formato no permitido</w:t>
+            </w:r>
+          </w:p>
+        </w:tc>
+        <w:tc>
+          <w:tcPr>
+            <w:tcW w:w="1824" w:type="dxa"/>
+          </w:tcPr>
+          <w:p>
+            <w:r>
+              <w:rPr>
+                <w:sz w:val="18"/>
+              </w:rPr>
+              <w:t>Subir extensión distinta de PDF/DOCX/TXT</w:t>
+            </w:r>
+          </w:p>
+        </w:tc>
+        <w:tc>
+          <w:tcPr>
+            <w:tcW w:w="1824" w:type="dxa"/>
+          </w:tcPr>
+          <w:p>
+            <w:r>
+              <w:rPr>
+                <w:sz w:val="18"/>
+              </w:rPr>
+              <w:t>Estado error con motivo</w:t>
+            </w:r>
+          </w:p>
+        </w:tc>
+        <w:tc>
+          <w:tcPr>
+            <w:tcW w:w="1824" w:type="dxa"/>
+          </w:tcPr>
+          <w:p>
+            <w:r>
+              <w:rPr>
+                <w:sz w:val="18"/>
+              </w:rPr>
+              <w:t>10_10_caso_error.png</w:t>
+            </w:r>
+          </w:p>
+        </w:tc>
+      </w:tr>
+      <w:tr>
+        <w:trPr>
+          <w:jc w:val="center"/>
+        </w:trPr>
+        <w:tc>
+          <w:tcPr>
+            <w:tcW w:w="1824" w:type="dxa"/>
+            <w:shd w:val="clear" w:color="auto" w:fill="F5F7FA"/>
+          </w:tcPr>
+          <w:p>
+            <w:r>
+              <w:rPr>
+                <w:sz w:val="18"/>
+              </w:rPr>
+              <w:t>S10</w:t>
+            </w:r>
+          </w:p>
+        </w:tc>
+        <w:tc>
+          <w:tcPr>
+            <w:tcW w:w="1824" w:type="dxa"/>
+            <w:shd w:val="clear" w:color="auto" w:fill="F5F7FA"/>
+          </w:tcPr>
+          <w:p>
+            <w:r>
+              <w:rPr>
+                <w:sz w:val="18"/>
+              </w:rPr>
+              <w:t>Saneamiento de nombres de archivo</w:t>
+            </w:r>
+          </w:p>
+        </w:tc>
+        <w:tc>
+          <w:tcPr>
+            <w:tcW w:w="1824" w:type="dxa"/>
+            <w:shd w:val="clear" w:color="auto" w:fill="F5F7FA"/>
+          </w:tcPr>
+          <w:p>
+            <w:r>
+              <w:rPr>
+                <w:sz w:val="18"/>
+              </w:rPr>
+              <w:t>Nombre con caracteres de ruta (../)</w:t>
+            </w:r>
+          </w:p>
+        </w:tc>
+        <w:tc>
+          <w:tcPr>
+            <w:tcW w:w="1824" w:type="dxa"/>
+            <w:shd w:val="clear" w:color="auto" w:fill="F5F7FA"/>
+          </w:tcPr>
+          <w:p>
+            <w:r>
+              <w:rPr>
+                <w:sz w:val="18"/>
+              </w:rPr>
+              <w:t>Nombre saneado para descarga (sanitizeFilename)</w:t>
+            </w:r>
+          </w:p>
+        </w:tc>
+        <w:tc>
+          <w:tcPr>
+            <w:tcW w:w="1824" w:type="dxa"/>
+            <w:shd w:val="clear" w:color="auto" w:fill="F5F7FA"/>
+          </w:tcPr>
+          <w:p>
+            <w:r>
+              <w:rPr>
+                <w:sz w:val="18"/>
+              </w:rPr>
+              <w:t>03_Desarrollo §5</w:t>
+            </w:r>
+          </w:p>
+        </w:tc>
+      </w:tr>
+      <w:tr>
+        <w:trPr>
+          <w:jc w:val="center"/>
+        </w:trPr>
+        <w:tc>
+          <w:tcPr>
+            <w:tcW w:w="1824" w:type="dxa"/>
+          </w:tcPr>
+          <w:p>
+            <w:r>
+              <w:rPr>
+                <w:sz w:val="18"/>
+              </w:rPr>
+              <w:t>S11</w:t>
+            </w:r>
+          </w:p>
+        </w:tc>
+        <w:tc>
+          <w:tcPr>
+            <w:tcW w:w="1824" w:type="dxa"/>
+          </w:tcPr>
+          <w:p>
+            <w:r>
+              <w:rPr>
+                <w:sz w:val="18"/>
+              </w:rPr>
+              <w:t>Secretos fuera del repositorio</w:t>
+            </w:r>
+          </w:p>
+        </w:tc>
+        <w:tc>
+          <w:tcPr>
+            <w:tcW w:w="1824" w:type="dxa"/>
+          </w:tcPr>
+          <w:p>
+            <w:r>
+              <w:rPr>
+                <w:sz w:val="18"/>
+              </w:rPr>
+              <w:t>git ls-files sobre el proyecto</w:t>
+            </w:r>
+          </w:p>
+        </w:tc>
+        <w:tc>
+          <w:tcPr>
+            <w:tcW w:w="1824" w:type="dxa"/>
+          </w:tcPr>
+          <w:p>
+            <w:r>
+              <w:rPr>
+                <w:sz w:val="18"/>
+              </w:rPr>
+              <w:t>.env no versionado; solo .env.example</w:t>
+            </w:r>
+          </w:p>
+        </w:tc>
+        <w:tc>
+          <w:tcPr>
+            <w:tcW w:w="1824" w:type="dxa"/>
+          </w:tcPr>
+          <w:p>
+            <w:r>
+              <w:rPr>
+                <w:sz w:val="18"/>
+              </w:rPr>
+              <w:t>src/.gitignore</w:t>
+            </w:r>
+          </w:p>
+        </w:tc>
+      </w:tr>
+    </w:tbl>
+    <w:p/>
+    <w:p>
+      <w:r>
+        <w:rPr>
+          <w:b/>
+        </w:rPr>
+        <w:t>Resultado:</w:t>
+      </w:r>
+      <w:r>
+        <w:t xml:space="preserve"> 11 controles verificados; 0 hallazgos críticos. Se registra como recomendación automatizar pruebas de seguridad ofensiva (inyección, fuerza bruta de login) en una iteración futura, dado que el alcance actual cubre la seguridad básica exigida.</w:t>
+      </w:r>
+    </w:p>
+    <w:p>
+      <w:pPr>
+        <w:pBdr>
+          <w:bottom w:val="single" w:sz="6" w:space="1" w:color="1A3C6E"/>
+        </w:pBdr>
+        <w:spacing w:before="120"/>
+      </w:pPr>
+    </w:p>
+    <w:p>
+      <w:pPr>
+        <w:pStyle w:val="Ttulo2"/>
+      </w:pPr>
+      <w:r>
+        <w:t>7. Pruebas automatizadas</w:t>
       </w:r>
     </w:p>
     <w:p>
@@ -4250,7 +5192,7 @@
         <w:pStyle w:val="Ttulo3"/>
       </w:pPr>
       <w:r>
-        <w:t>6.1 Inventario de casos</w:t>
+        <w:t>7.1 Inventario de casos</w:t>
       </w:r>
     </w:p>
     <w:tbl>
@@ -4598,7 +5540,7 @@
         <w:pStyle w:val="Ttulo3"/>
       </w:pPr>
       <w:r>
-        <w:t>6.2 Salida de ejecución (resumida)</w:t>
+        <w:t>7.2 Salida de ejecución (resumida)</w:t>
       </w:r>
     </w:p>
     <w:p>
@@ -4630,22 +5572,7 @@
           <w:sz w:val="18"/>
         </w:rPr>
         <w:br/>
-      </w:r>
-      <w:r>
-        <w:rPr>
-          <w:rFonts w:ascii="Courier New" w:hAnsi="Courier New"/>
-          <w:color w:val="1A1A2E"/>
-          <w:sz w:val="18"/>
-        </w:rPr>
-        <w:t>✔</w:t>
-      </w:r>
-      <w:r>
-        <w:rPr>
-          <w:rFonts w:ascii="Courier New" w:hAnsi="Courier New"/>
-          <w:color w:val="1A1A2E"/>
-          <w:sz w:val="18"/>
-        </w:rPr>
-        <w:t xml:space="preserve"> summarizer: produce un resumen largo, concreto y en orden del documento</w:t>
+        <w:t>✔ summarizer: produce un resumen largo, concreto y en orden del documento</w:t>
       </w:r>
       <w:r>
         <w:rPr>
@@ -4672,7 +5599,22 @@
           <w:sz w:val="18"/>
         </w:rPr>
         <w:br/>
-        <w:t>✔ rag: pregunta acotada a un documento usa solo ese documento</w:t>
+      </w:r>
+      <w:r>
+        <w:rPr>
+          <w:rFonts w:ascii="Courier New" w:hAnsi="Courier New"/>
+          <w:color w:val="1A1A2E"/>
+          <w:sz w:val="18"/>
+        </w:rPr>
+        <w:t>✔</w:t>
+      </w:r>
+      <w:r>
+        <w:rPr>
+          <w:rFonts w:ascii="Courier New" w:hAnsi="Courier New"/>
+          <w:color w:val="1A1A2E"/>
+          <w:sz w:val="18"/>
+        </w:rPr>
+        <w:t xml:space="preserve"> rag: pregunta acotada a un documento usa solo ese documento</w:t>
       </w:r>
       <w:r>
         <w:rPr>
@@ -4717,22 +5659,7 @@
           <w:sz w:val="18"/>
         </w:rPr>
         <w:br/>
-      </w:r>
-      <w:r>
-        <w:rPr>
-          <w:rFonts w:ascii="Courier New" w:hAnsi="Courier New"/>
-          <w:color w:val="1A1A2E"/>
-          <w:sz w:val="18"/>
-        </w:rPr>
-        <w:t>✔</w:t>
-      </w:r>
-      <w:r>
-        <w:rPr>
-          <w:rFonts w:ascii="Courier New" w:hAnsi="Courier New"/>
-          <w:color w:val="1A1A2E"/>
-          <w:sz w:val="18"/>
-        </w:rPr>
-        <w:t xml:space="preserve"> analyst: contrato/factura/informe/correspondencia (4/4)</w:t>
+        <w:t>✔ analyst: contrato/factura/informe/correspondencia (4/4)</w:t>
       </w:r>
       <w:r>
         <w:rPr>
@@ -4750,6 +5677,14 @@
           <w:sz w:val="18"/>
         </w:rPr>
         <w:br/>
+      </w:r>
+      <w:r>
+        <w:rPr>
+          <w:rFonts w:ascii="Courier New" w:hAnsi="Courier New"/>
+          <w:color w:val="1A1A2E"/>
+          <w:sz w:val="18"/>
+        </w:rPr>
+        <w:lastRenderedPageBreak/>
         <w:t>✔ ParseJson desanida JSON doble/triple-codificado (datos legados del seed)</w:t>
       </w:r>
       <w:r>
@@ -4767,14 +5702,6 @@
           <w:sz w:val="18"/>
         </w:rPr>
         <w:br/>
-      </w:r>
-      <w:r>
-        <w:rPr>
-          <w:rFonts w:ascii="Courier New" w:hAnsi="Courier New"/>
-          <w:color w:val="1A1A2E"/>
-          <w:sz w:val="18"/>
-        </w:rPr>
-        <w:lastRenderedPageBreak/>
         <w:t># tests 38</w:t>
       </w:r>
       <w:r>
@@ -4793,6 +5720,13 @@
           <w:sz w:val="18"/>
         </w:rPr>
         <w:br/>
+      </w:r>
+      <w:r>
+        <w:rPr>
+          <w:rFonts w:ascii="Courier New" w:hAnsi="Courier New"/>
+          <w:color w:val="1A1A2E"/>
+          <w:sz w:val="18"/>
+        </w:rPr>
         <w:t># fail  0</w:t>
       </w:r>
     </w:p>
@@ -4823,7 +5757,7 @@
         <w:pStyle w:val="Ttulo3"/>
       </w:pPr>
       <w:r>
-        <w:t>6.3 Casos de regresión añadidos en la iteración de mejora</w:t>
+        <w:t>7.3 Casos de regresión añadidos en la iteración de mejora</w:t>
       </w:r>
     </w:p>
     <w:p>
@@ -5003,7 +5937,7 @@
         <w:pStyle w:val="Ttulo2"/>
       </w:pPr>
       <w:r>
-        <w:t>7. Prueba de integración E2E (smoke)</w:t>
+        <w:t>8. Prueba de integración E2E (smoke)</w:t>
       </w:r>
     </w:p>
     <w:p>
@@ -5432,6 +6366,7 @@
               <w:rPr>
                 <w:sz w:val="18"/>
               </w:rPr>
+              <w:lastRenderedPageBreak/>
               <w:t>Dashboard</w:t>
             </w:r>
           </w:p>
@@ -5496,7 +6431,6 @@
               <w:rPr>
                 <w:sz w:val="18"/>
               </w:rPr>
-              <w:lastRenderedPageBreak/>
               <w:t>Historial de chat</w:t>
             </w:r>
           </w:p>
@@ -5567,7 +6501,7 @@
         <w:pStyle w:val="Ttulo2"/>
       </w:pPr>
       <w:r>
-        <w:t>8. Resultados y métricas</w:t>
+        <w:t>9. Resultados y métricas</w:t>
       </w:r>
     </w:p>
     <w:tbl>
@@ -5920,7 +6854,7 @@
         <w:pStyle w:val="Ttulo2"/>
       </w:pPr>
       <w:r>
-        <w:t>9. Defectos detectados y correcciones</w:t>
+        <w:t>10. Defectos detectados y correcciones</w:t>
       </w:r>
     </w:p>
     <w:p>
@@ -5928,7 +6862,7 @@
         <w:pStyle w:val="Ttulo3"/>
       </w:pPr>
       <w:r>
-        <w:t>9.1 Defecto 1 — El chat general respondía "catálogo" a preguntas de contenido</w:t>
+        <w:t>10.1 Defecto 1 — El chat general respondía "catálogo" a preguntas de contenido</w:t>
       </w:r>
     </w:p>
     <w:p>
@@ -6039,7 +6973,11 @@
         <w:t>hablan</w:t>
       </w:r>
       <w:r>
-        <w:t>) antes del catálogo; guarda de "discurso" (</w:t>
+        <w:t xml:space="preserve">) antes del catálogo; guarda de </w:t>
+      </w:r>
+      <w:r>
+        <w:lastRenderedPageBreak/>
+        <w:t>"discurso" (</w:t>
       </w:r>
       <w:r>
         <w:rPr>
@@ -6102,8 +7040,7 @@
         <w:pStyle w:val="Ttulo3"/>
       </w:pPr>
       <w:r>
-        <w:lastRenderedPageBreak/>
-        <w:t>9.2 Defecto 2 — Las entidades almacenadas no se leían (JSON anidado legado)</w:t>
+        <w:t>10.2 Defecto 2 — Las entidades almacenadas no se leían (JSON anidado legado)</w:t>
       </w:r>
     </w:p>
     <w:p>
@@ -6246,7 +7183,7 @@
         <w:pStyle w:val="Ttulo3"/>
       </w:pPr>
       <w:r>
-        <w:t>9.3 Mejora funcional — Respuestas agregadas sobre TODOS los documentos</w:t>
+        <w:t>10.3 Mejora funcional — Respuestas agregadas sobre TODOS los documentos</w:t>
       </w:r>
     </w:p>
     <w:p>
@@ -6393,7 +7330,7 @@
         <w:pStyle w:val="Ttulo2"/>
       </w:pPr>
       <w:r>
-        <w:t>10. Conclusiones y recomendaciones</w:t>
+        <w:t>11. Conclusiones y recomendaciones</w:t>
       </w:r>
     </w:p>
     <w:p>
@@ -6471,7 +7408,7 @@
         <w:pStyle w:val="Ttulo2"/>
       </w:pPr>
       <w:r>
-        <w:t>11. Referencias</w:t>
+        <w:t>12. Referencias</w:t>
       </w:r>
     </w:p>
     <w:p>
@@ -6498,6 +7435,7 @@
         <w:ind w:left="720"/>
       </w:pPr>
       <w:r>
+        <w:lastRenderedPageBreak/>
         <w:t xml:space="preserve">Myers, G., Sandler, C., Badgett, T. (2011). </w:t>
       </w:r>
       <w:r>
@@ -6550,7 +7488,6 @@
           <w:color w:val="C7254E"/>
           <w:sz w:val="18"/>
         </w:rPr>
-        <w:lastRenderedPageBreak/>
         <w:t>Documentacion/04_Pruebas/Documento_de_Pruebas_de_Funcionamiento.docx</w:t>
       </w:r>
       <w:r>
@@ -6756,31 +7693,31 @@
       </w:rPr>
     </w:lvl>
   </w:abstractNum>
-  <w:num w:numId="1" w16cid:durableId="1296180229">
+  <w:num w:numId="1" w16cid:durableId="1830243086">
     <w:abstractNumId w:val="8"/>
   </w:num>
-  <w:num w:numId="2" w16cid:durableId="1004239918">
+  <w:num w:numId="2" w16cid:durableId="829297356">
     <w:abstractNumId w:val="6"/>
   </w:num>
-  <w:num w:numId="3" w16cid:durableId="1453859717">
+  <w:num w:numId="3" w16cid:durableId="1716154833">
     <w:abstractNumId w:val="5"/>
   </w:num>
-  <w:num w:numId="4" w16cid:durableId="1933664230">
+  <w:num w:numId="4" w16cid:durableId="1854223324">
     <w:abstractNumId w:val="4"/>
   </w:num>
-  <w:num w:numId="5" w16cid:durableId="276566606">
+  <w:num w:numId="5" w16cid:durableId="709693869">
     <w:abstractNumId w:val="7"/>
   </w:num>
-  <w:num w:numId="6" w16cid:durableId="1735661116">
+  <w:num w:numId="6" w16cid:durableId="772938718">
     <w:abstractNumId w:val="3"/>
   </w:num>
-  <w:num w:numId="7" w16cid:durableId="1665090823">
+  <w:num w:numId="7" w16cid:durableId="1498577349">
     <w:abstractNumId w:val="2"/>
   </w:num>
-  <w:num w:numId="8" w16cid:durableId="1492671982">
+  <w:num w:numId="8" w16cid:durableId="1427187112">
     <w:abstractNumId w:val="1"/>
   </w:num>
-  <w:num w:numId="9" w16cid:durableId="844201439">
+  <w:num w:numId="9" w16cid:durableId="520124322">
     <w:abstractNumId w:val="0"/>
   </w:num>
 </w:numbering>
@@ -7190,7 +8127,7 @@
     <w:link w:val="Ttulo1Car"/>
     <w:uiPriority w:val="9"/>
     <w:qFormat/>
-    <w:rsid w:val="00BE63DF"/>
+    <w:rsid w:val="00ED0A1F"/>
     <w:pPr>
       <w:keepNext/>
       <w:keepLines/>
@@ -7214,7 +8151,7 @@
     <w:uiPriority w:val="9"/>
     <w:unhideWhenUsed/>
     <w:qFormat/>
-    <w:rsid w:val="00BE63DF"/>
+    <w:rsid w:val="00ED0A1F"/>
     <w:pPr>
       <w:keepNext/>
       <w:keepLines/>
@@ -7238,7 +8175,7 @@
     <w:uiPriority w:val="9"/>
     <w:unhideWhenUsed/>
     <w:qFormat/>
-    <w:rsid w:val="00BE63DF"/>
+    <w:rsid w:val="00ED0A1F"/>
     <w:pPr>
       <w:keepNext/>
       <w:keepLines/>
@@ -7259,10 +8196,9 @@
     <w:next w:val="Normal"/>
     <w:link w:val="Ttulo4Car"/>
     <w:uiPriority w:val="9"/>
-    <w:semiHidden/>
     <w:unhideWhenUsed/>
     <w:qFormat/>
-    <w:rsid w:val="00FC693F"/>
+    <w:rsid w:val="00ED0A1F"/>
     <w:pPr>
       <w:keepNext/>
       <w:keepLines/>
@@ -7275,7 +8211,7 @@
       <w:bCs/>
       <w:i/>
       <w:iCs/>
-      <w:color w:val="4F81BD" w:themeColor="accent1"/>
+      <w:color w:val="000000" w:themeColor="text1"/>
     </w:rPr>
   </w:style>
   <w:style w:type="paragraph" w:styleId="Ttulo5">
@@ -7478,7 +8414,7 @@
     <w:basedOn w:val="Fuentedeprrafopredeter"/>
     <w:link w:val="Ttulo1"/>
     <w:uiPriority w:val="9"/>
-    <w:rsid w:val="00BE63DF"/>
+    <w:rsid w:val="00ED0A1F"/>
     <w:rPr>
       <w:rFonts w:asciiTheme="majorHAnsi" w:eastAsiaTheme="majorEastAsia" w:hAnsiTheme="majorHAnsi" w:cstheme="majorBidi"/>
       <w:b/>
@@ -7493,7 +8429,7 @@
     <w:basedOn w:val="Fuentedeprrafopredeter"/>
     <w:link w:val="Ttulo2"/>
     <w:uiPriority w:val="9"/>
-    <w:rsid w:val="00BE63DF"/>
+    <w:rsid w:val="00ED0A1F"/>
     <w:rPr>
       <w:rFonts w:asciiTheme="majorHAnsi" w:eastAsiaTheme="majorEastAsia" w:hAnsiTheme="majorHAnsi" w:cstheme="majorBidi"/>
       <w:b/>
@@ -7508,7 +8444,7 @@
     <w:basedOn w:val="Fuentedeprrafopredeter"/>
     <w:link w:val="Ttulo3"/>
     <w:uiPriority w:val="9"/>
-    <w:rsid w:val="00BE63DF"/>
+    <w:rsid w:val="00ED0A1F"/>
     <w:rPr>
       <w:rFonts w:asciiTheme="majorHAnsi" w:eastAsiaTheme="majorEastAsia" w:hAnsiTheme="majorHAnsi" w:cstheme="majorBidi"/>
       <w:b/>
@@ -7872,15 +8808,14 @@
     <w:basedOn w:val="Fuentedeprrafopredeter"/>
     <w:link w:val="Ttulo4"/>
     <w:uiPriority w:val="9"/>
-    <w:semiHidden/>
-    <w:rsid w:val="00FC693F"/>
+    <w:rsid w:val="00ED0A1F"/>
     <w:rPr>
       <w:rFonts w:asciiTheme="majorHAnsi" w:eastAsiaTheme="majorEastAsia" w:hAnsiTheme="majorHAnsi" w:cstheme="majorBidi"/>
       <w:b/>
       <w:bCs/>
       <w:i/>
       <w:iCs/>
-      <w:color w:val="4F81BD" w:themeColor="accent1"/>
+      <w:color w:val="000000" w:themeColor="text1"/>
     </w:rPr>
   </w:style>
   <w:style w:type="character" w:customStyle="1" w:styleId="Ttulo5Car">
